--- a/test/Iteration 3/04_Test_Execution_Report.docx
+++ b/test/Iteration 3/04_Test_Execution_Report.docx
@@ -12,7 +12,7 @@
     </w:p>
     <w:p>
       <w:r>
-        <w:t>Baseline: test-jiating at 39fd0d8 • Test date: 10 October 2026</w:t>
+        <w:t>Retest baseline: test-jiating at 4740c2f • Retest date: 11 October 2026</w:t>
       </w:r>
     </w:p>
     <w:p>
@@ -25,7 +25,7 @@
     </w:p>
     <w:p>
       <w:r>
-        <w:t>Release recommendation: NOT READY. Of 96 Iteration 3 plan items, 90 passed and 6 failed; all items were executed. Seven open defects were recorded. The principal blockers are one cross-difficulty quiz duplicate, two failing battle regression assertions, four incomplete Strategic AI acceptance areas, and 48 npm audit findings including one critical issue.</w:t>
+        <w:t>Release recommendation: NOT READY. The seven previously open defects were retested against the latest default-branch code. One defect passed and was closed; six remain open. The cumulative acceptance matrix now records 91 Pass and 5 Fail across 96 plan items. Because the defect gate did not fully pass, the conditionally requested full regression was not run.</w:t>
       </w:r>
     </w:p>
     <w:p>
@@ -41,7 +41,7 @@
         <w:pStyle w:val="23"/>
       </w:pPr>
       <w:r>
-        <w:t>Backend regression: 196 passed, 2 failed, 137 warnings in 27.13 seconds; JUnit XML retained.</w:t>
+        <w:t>Quiz retest: 6,840 questions across 152 species; zero cross-difficulty duplicates. DEF-I3-001 closed at fix commit 5e2c140.</w:t>
       </w:r>
     </w:p>
     <w:p>
@@ -49,7 +49,7 @@
         <w:pStyle w:val="23"/>
       </w:pPr>
       <w:r>
-        <w:t>Focused Iteration 3 contract: failed on one duplicated question across Easy and Medium for Four-striped Ground Squirrel.</w:t>
+        <w:t>Battle retest: both previously failing tests still fail, with actual HP 25/83 versus expected 23/81. DEF-I3-002 remains open.</w:t>
       </w:r>
     </w:p>
     <w:p>
@@ -57,7 +57,7 @@
         <w:pStyle w:val="23"/>
       </w:pPr>
       <w:r>
-        <w:t>Frontend TypeScript: passed with no diagnostics.</w:t>
+        <w:t>AI retest: four focused engine tests passed, but the acceptance-specific state-feature probe and source/review checks still fail DEF-I3-003 through DEF-I3-006.</w:t>
       </w:r>
     </w:p>
     <w:p>
@@ -65,7 +65,7 @@
         <w:pStyle w:val="23"/>
       </w:pPr>
       <w:r>
-        <w:t>Expo web export: passed; three static routes and a 2.38 MB JavaScript bundle were produced.</w:t>
+        <w:t>Dependency retest after npm ci: 30 vulnerabilities remain: 0 critical, 18 high and 12 moderate. DEF-I3-007 remains open.</w:t>
       </w:r>
     </w:p>
     <w:p>
@@ -73,15 +73,7 @@
         <w:pStyle w:val="23"/>
       </w:pPr>
       <w:r>
-        <w:t>Manual local web: location filter/search/detail, 22-marker map consistency, approximate distance, nearest ordering, Google Maps hand-off and missing-field handling passed; a 13-move Bot battle completed with result, recap, no-points and two-hour-rest states visible.</w:t>
-      </w:r>
-    </w:p>
-    <w:p>
-      <w:pPr>
-        <w:pStyle w:val="23"/>
-      </w:pPr>
-      <w:r>
-        <w:t>Dependency audit: 1 critical, 31 high and 16 moderate vulnerabilities; release security gate failed.</w:t>
+        <w:t>Full regression: not run on 11 October because six defect retests failed. The 10 October full regression and manual evidence remain retained as historical evidence.</w:t>
       </w:r>
     </w:p>
     <w:p>
@@ -97,7 +89,7 @@
         <w:pStyle w:val="23"/>
       </w:pPr>
       <w:r>
-        <w:t>Passed (90): chatbot, most quiz/source behaviour, all location acceptance items, photo authenticity, battle onboarding/core UI, friends/shared sessions, implemented Bot contracts and card rest.</w:t>
+        <w:t>Passed (91): AC4.5.15 changed from Fail to Pass after the duplicate-question fix; 90 prior Pass results remain supported by 10 October evidence.</w:t>
       </w:r>
     </w:p>
     <w:p>
@@ -105,7 +97,7 @@
         <w:pStyle w:val="23"/>
       </w:pPr>
       <w:r>
-        <w:t>Failed (6): AC4.5.15, AC8.4.6, AC8.7.2 and AC8.7.9–AC8.7.11.</w:t>
+        <w:t>Failed (5): AC8.4.6, AC8.7.2 and AC8.7.9–AC8.7.11.</w:t>
       </w:r>
     </w:p>
     <w:p>
@@ -113,7 +105,7 @@
         <w:pStyle w:val="23"/>
       </w:pPr>
       <w:r>
-        <w:t>Not Run (0): every Iteration 3 plan item was executed.</w:t>
+        <w:t>Release-quality defect: DEF-I3-007 remains open because 18 high-severity dependency findings remain.</w:t>
       </w:r>
     </w:p>
     <w:p>
@@ -126,7 +118,7 @@
         <w:pStyle w:val="2"/>
       </w:pPr>
       <w:r>
-        <w:t>Key observations</w:t>
+        <w:t>Retest observations</w:t>
       </w:r>
     </w:p>
     <w:p>
@@ -134,39 +126,7 @@
         <w:pStyle w:val="23"/>
       </w:pPr>
       <w:r>
-        <w:t>Locations: 22 places and seven categories loaded. Aquariums plus KLCC search returned Aquaria KLCC; impossible search showed a clear no-results message.</w:t>
-      </w:r>
-    </w:p>
-    <w:p>
-      <w:pPr>
-        <w:pStyle w:val="23"/>
-      </w:pPr>
-      <w:r>
-        <w:t>Permission/privacy: the app asked before location use and stated location is never saved. Not Now preserved continued use.</w:t>
-      </w:r>
-    </w:p>
-    <w:p>
-      <w:pPr>
-        <w:pStyle w:val="23"/>
-      </w:pPr>
-      <w:r>
-        <w:t>Location completion: Map and List both contained 22 places; marker previews opened full details; nearest ordering and distances were consistent across List, Map and detail.</w:t>
-      </w:r>
-    </w:p>
-    <w:p>
-      <w:pPr>
-        <w:pStyle w:val="23"/>
-      </w:pPr>
-      <w:r>
-        <w:t>External/fallback handling: Zoo Negara opened in Google Maps, and Aquaria detail remained usable when optional enhanced fields were unavailable.</w:t>
-      </w:r>
-    </w:p>
-    <w:p>
-      <w:pPr>
-        <w:pStyle w:val="23"/>
-      </w:pPr>
-      <w:r>
-        <w:t>Battle: the live web flow exposed HP, Energy, shields, habitat bonuses, legal abilities, turn guidance, winner, recap and rest status.</w:t>
+        <w:t>Quiz: the former Four-striped Ground Squirrel Easy/Medium duplicate now has distinct content and the complete normalized scan is clean.</w:t>
       </w:r>
     </w:p>
     <w:p>
@@ -182,7 +142,31 @@
         <w:pStyle w:val="23"/>
       </w:pPr>
       <w:r>
-        <w:t>AI: legal action selection, shared-engine execution, policy loading and offline training are present, but child threat features and representative/review evidence remain incomplete.</w:t>
+        <w:t>AI state probe: removing the child’s Energy and unlocked abilities left both the policy state key and score unchanged, confirming the threat-input gap.</w:t>
+      </w:r>
+    </w:p>
+    <w:p>
+      <w:pPr>
+        <w:pStyle w:val="23"/>
+      </w:pPr>
+      <w:r>
+        <w:t>AI evaluation: matches still begin at full HP and 5 Energy; output is printed but no completed persistent-outlier or pre-release review artefact is retained.</w:t>
+      </w:r>
+    </w:p>
+    <w:p>
+      <w:pPr>
+        <w:pStyle w:val="23"/>
+      </w:pPr>
+      <w:r>
+        <w:t>Security: critical findings fell from one to zero, but 18 high findings remain across Expo, Metro, React Native and related transitive packages.</w:t>
+      </w:r>
+    </w:p>
+    <w:p>
+      <w:pPr>
+        <w:pStyle w:val="23"/>
+      </w:pPr>
+      <w:r>
+        <w:t>Test-asset note: the broad focused-contract script now proceeds past the fixed quiz gate and stops at its legacy exact-location-count assertion. The quiz closure uses an isolated all-row duplicate scan; location behaviour was not reclassified in this gated cycle.</w:t>
       </w:r>
     </w:p>
     <w:p>
@@ -190,7 +174,7 @@
         <w:pStyle w:val="2"/>
       </w:pPr>
       <w:r>
-        <w:t>Open defects</w:t>
+        <w:t>Defect status</w:t>
       </w:r>
     </w:p>
     <w:p>
@@ -198,7 +182,7 @@
         <w:pStyle w:val="23"/>
       </w:pPr>
       <w:r>
-        <w:t>DEF-I3-001 — Medium/P1: one quiz question is duplicated across Easy and Medium.</w:t>
+        <w:t>DEF-I3-001 — Closed: zero cross-difficulty duplicates across all 6,840 quiz questions.</w:t>
       </w:r>
     </w:p>
     <w:p>
@@ -246,7 +230,7 @@
         <w:pStyle w:val="23"/>
       </w:pPr>
       <w:r>
-        <w:t>DEF-I3-007 — High/P1: npm audit reports critical/high dependency vulnerabilities.</w:t>
+        <w:t>DEF-I3-007 — High/P1: npm audit still reports 18 high-severity dependency vulnerabilities.</w:t>
       </w:r>
     </w:p>
     <w:p>
@@ -255,14 +239,6 @@
       </w:pPr>
       <w:r>
         <w:t>Required before sign-off</w:t>
-      </w:r>
-    </w:p>
-    <w:p>
-      <w:pPr>
-        <w:pStyle w:val="23"/>
-      </w:pPr>
-      <w:r>
-        <w:t>Remove the duplicate quiz item and rerun the focused contract check.</w:t>
       </w:r>
     </w:p>
     <w:p>
@@ -286,7 +262,7 @@
         <w:pStyle w:val="23"/>
       </w:pPr>
       <w:r>
-        <w:t>Triage critical/high dependency findings and rerun npm audit after approved upgrades.</w:t>
+        <w:t>Triage remaining high dependency findings and rerun npm audit after approved upgrades.</w:t>
       </w:r>
     </w:p>
     <w:p>
@@ -294,7 +270,7 @@
         <w:pStyle w:val="23"/>
       </w:pPr>
       <w:r>
-        <w:t>Run a two-device Friend Battle before final acceptance; location and Google Maps criteria are complete in the retained local-browser evidence.</w:t>
+        <w:t>After all six open defects pass focused retest, run the complete backend, frontend, contract, security and manual regression cycle.</w:t>
       </w:r>
     </w:p>
     <w:p>
@@ -307,7 +283,7 @@
     </w:p>
     <w:p>
       <w:r>
-        <w:t>The latest baseline builds and most Iteration 3 behaviour is covered and passing, but the open P1 acceptance and security findings prevent release approval. Retest should use the same branch or a clearly identified successor commit and update the matrix, defect log and evidence register.</w:t>
+        <w:t>The quiz duplicate is fixed, but six P1 findings still prevent release approval. The full regression gate remains pending and must be executed only after focused retests are clean.</w:t>
       </w:r>
     </w:p>
     <w:sectPr>

--- a/test/Iteration 3/04_Test_Execution_Report.docx
+++ b/test/Iteration 3/04_Test_Execution_Report.docx
@@ -12,7 +12,7 @@
     </w:p>
     <w:p>
       <w:r>
-        <w:t>Retest baseline: test-jiating at 4740c2f • Retest date: 11 October 2026</w:t>
+        <w:t>Fix baseline: test-jiating at 795cacd • Full regression date: 11 October 2026</w:t>
       </w:r>
     </w:p>
     <w:p>
@@ -25,7 +25,7 @@
     </w:p>
     <w:p>
       <w:r>
-        <w:t>Release recommendation: NOT READY. The seven previously open defects were retested against the latest default-branch code. One defect passed and was closed; six remain open. The cumulative acceptance matrix now records 91 Pass and 5 Fail across 96 plan items. Because the defect gate did not fully pass, the conditionally requested full regression was not run.</w:t>
+        <w:t>Release recommendation: CONDITIONALLY NOT READY. Product and acceptance remediation is clean: DEF-I3-001 through DEF-I3-006 are closed, all 96 acceptance-plan rows pass, and the complete regression suite passed. DEF-I3-007 remains open because npm audit still reports 18 high-severity findings in the supported Expo/React Native dependency chain.</w:t>
       </w:r>
     </w:p>
     <w:p>
@@ -41,7 +41,7 @@
         <w:pStyle w:val="23"/>
       </w:pPr>
       <w:r>
-        <w:t>Quiz retest: 6,840 questions across 152 species; zero cross-difficulty duplicates. DEF-I3-001 closed at fix commit 5e2c140.</w:t>
+        <w:t>Quiz retest: 6,840 questions across 152 species; zero cross-difficulty duplicates. DEF-I3-001 remains closed.</w:t>
       </w:r>
     </w:p>
     <w:p>
@@ -49,7 +49,7 @@
         <w:pStyle w:val="23"/>
       </w:pPr>
       <w:r>
-        <w:t>Battle retest: both previously failing tests still fail, with actual HP 25/83 versus expected 23/81. DEF-I3-002 remains open.</w:t>
+        <w:t>Battle retest: shield-sensitive expectations now follow the approved 10-point tier-3 opening shield; targeted tests and full regression pass. DEF-I3-002 closed.</w:t>
       </w:r>
     </w:p>
     <w:p>
@@ -57,7 +57,7 @@
         <w:pStyle w:val="23"/>
       </w:pPr>
       <w:r>
-        <w:t>AI retest: four focused engine tests passed, but the acceptance-specific state-feature probe and source/review checks still fail DEF-I3-003 through DEF-I3-006.</w:t>
+        <w:t>AI retest: complete state keys and next-action threat probes pass; eight controlled scenarios and 1,520 games per opponent profile produced a completed Ready review. DEF-I3-003 through DEF-I3-006 closed.</w:t>
       </w:r>
     </w:p>
     <w:p>
@@ -65,7 +65,7 @@
         <w:pStyle w:val="23"/>
       </w:pPr>
       <w:r>
-        <w:t>Dependency retest after npm ci: 30 vulnerabilities remain: 0 critical, 18 high and 12 moderate. DEF-I3-007 remains open.</w:t>
+        <w:t>Full regression: 204/204 backend tests, TypeScript, Expo web production export, Expo Doctor 21/21 and focused contract all passed.</w:t>
       </w:r>
     </w:p>
     <w:p>
@@ -73,7 +73,7 @@
         <w:pStyle w:val="23"/>
       </w:pPr>
       <w:r>
-        <w:t>Full regression: not run on 11 October because six defect retests failed. The 10 October full regression and manual evidence remain retained as historical evidence.</w:t>
+        <w:t>Dependency audit: 30 findings remain (0 critical, 18 high, 12 moderate). npm's proposed fixes require incompatible SDK downgrades, so DEF-I3-007 remains open for upstream/approved dependency remediation.</w:t>
       </w:r>
     </w:p>
     <w:p>
@@ -89,7 +89,7 @@
         <w:pStyle w:val="23"/>
       </w:pPr>
       <w:r>
-        <w:t>Passed (91): AC4.5.15 changed from Fail to Pass after the duplicate-question fix; 90 prior Pass results remain supported by 10 October evidence.</w:t>
+        <w:t>Passed (96): every acceptance-plan row is supported by retained automated, manual or source evidence.</w:t>
       </w:r>
     </w:p>
     <w:p>
@@ -97,7 +97,7 @@
         <w:pStyle w:val="23"/>
       </w:pPr>
       <w:r>
-        <w:t>Failed (5): AC8.4.6, AC8.7.2 and AC8.7.9–AC8.7.11.</w:t>
+        <w:t>Failed (0) and Not Run (0) within the acceptance matrix.</w:t>
       </w:r>
     </w:p>
     <w:p>
@@ -134,7 +134,7 @@
         <w:pStyle w:val="23"/>
       </w:pPr>
       <w:r>
-        <w:t>Regression inconsistency: production and newer tests use a 10-point tier-3 opening shield, while two older assertions still expect outcomes produced by an 8-point shield.</w:t>
+        <w:t>Battle: legacy assertions were corrected to use the same shield constants as production; no runtime rule was weakened to satisfy the test.</w:t>
       </w:r>
     </w:p>
     <w:p>
@@ -142,7 +142,7 @@
         <w:pStyle w:val="23"/>
       </w:pPr>
       <w:r>
-        <w:t>AI state probe: removing the child’s Energy and unlocked abilities left both the policy state key and score unchanged, confirming the threat-input gap.</w:t>
+        <w:t>AI: state keys include both sides’ HP, Energy, habitat advantage and unlocked abilities; the threat probe resolves the child’s strongest legal response through the shared battle engine.</w:t>
       </w:r>
     </w:p>
     <w:p>
@@ -150,7 +150,7 @@
         <w:pStyle w:val="23"/>
       </w:pPr>
       <w:r>
-        <w:t>AI evaluation: matches still begin at full HP and 5 Energy; output is printed but no completed persistent-outlier or pre-release review artefact is retained.</w:t>
+        <w:t>AI evaluation: random/simple profiles cover low/full HP, low/high Energy, advantage states, unlock tiers, both initiatives and every card; results and release review are retained in-repository.</w:t>
       </w:r>
     </w:p>
     <w:p>
@@ -166,7 +166,7 @@
         <w:pStyle w:val="23"/>
       </w:pPr>
       <w:r>
-        <w:t>Test-asset note: the broad focused-contract script now proceeds past the fixed quiz gate and stops at its legacy exact-location-count assertion. The quiz closure uses an isolated all-row duplicate scan; location behaviour was not reclassified in this gated cycle.</w:t>
+        <w:t>Test-asset note: the focused location contract now reconstructs the runtime seed from retained base rows plus EXTRA_LOCATIONS and compares it with the child-facing allowlist; it passes with 22 locations in seven categories.</w:t>
       </w:r>
     </w:p>
     <w:p>
@@ -190,7 +190,7 @@
         <w:pStyle w:val="23"/>
       </w:pPr>
       <w:r>
-        <w:t>DEF-I3-002 — Medium/P1: battle regression contract is not clean after shield tuning.</w:t>
+        <w:t>DEF-I3-002 — Closed at 795cacd: shield regression contract aligned with the approved rule.</w:t>
       </w:r>
     </w:p>
     <w:p>
@@ -198,7 +198,7 @@
         <w:pStyle w:val="23"/>
       </w:pPr>
       <w:r>
-        <w:t>DEF-I3-003 — High/P1: AI threat assessment omits child Energy and available abilities.</w:t>
+        <w:t>DEF-I3-003 — Closed at 795cacd: AI now evaluates child Energy, available abilities and legal next-action threat.</w:t>
       </w:r>
     </w:p>
     <w:p>
@@ -206,7 +206,7 @@
         <w:pStyle w:val="23"/>
       </w:pPr>
       <w:r>
-        <w:t>DEF-I3-004 — High/P1: AI evaluation does not vary controlled HP/Energy states.</w:t>
+        <w:t>DEF-I3-004 — Closed at 795cacd: representative controlled evaluation scenarios are implemented.</w:t>
       </w:r>
     </w:p>
     <w:p>
@@ -214,7 +214,7 @@
         <w:pStyle w:val="23"/>
       </w:pPr>
       <w:r>
-        <w:t>DEF-I3-005 — High/P1: persistent card/habitat and ability-use outlier review is not retained.</w:t>
+        <w:t>DEF-I3-005 — Closed at 795cacd: retained performance and persistent-outlier reporting is complete.</w:t>
       </w:r>
     </w:p>
     <w:p>
@@ -222,7 +222,7 @@
         <w:pStyle w:val="23"/>
       </w:pPr>
       <w:r>
-        <w:t>DEF-I3-006 — High/P1: no completed pre-release review of consistently unbalanced AI behaviour.</w:t>
+        <w:t>DEF-I3-006 — Closed at 795cacd: completed pre-release review records Ready with no persistent card/habitat outliers.</w:t>
       </w:r>
     </w:p>
     <w:p>
@@ -246,7 +246,7 @@
         <w:pStyle w:val="23"/>
       </w:pPr>
       <w:r>
-        <w:t>Reconcile the two legacy shield assertions with the approved battle rule, then obtain 198/198 passing tests.</w:t>
+        <w:t>Obtain an Expo/React Native-compatible upstream remediation or an approved dependency migration for the remaining high findings.</w:t>
       </w:r>
     </w:p>
     <w:p>
@@ -254,7 +254,7 @@
         <w:pStyle w:val="23"/>
       </w:pPr>
       <w:r>
-        <w:t>Complete AC8.7.2 and AC8.7.9–AC8.7.11 with tests and a retained review report; retrain/re-evaluate if battle rules change.</w:t>
+        <w:t>After dependency changes, rerun Expo Doctor, TypeScript, web export, npm audit, all backend tests and the focused contract.</w:t>
       </w:r>
     </w:p>
     <w:p>
@@ -262,15 +262,7 @@
         <w:pStyle w:val="23"/>
       </w:pPr>
       <w:r>
-        <w:t>Triage remaining high dependency findings and rerun npm audit after approved upgrades.</w:t>
-      </w:r>
-    </w:p>
-    <w:p>
-      <w:pPr>
-        <w:pStyle w:val="23"/>
-      </w:pPr>
-      <w:r>
-        <w:t>After all six open defects pass focused retest, run the complete backend, frontend, contract, security and manual regression cycle.</w:t>
+        <w:t>Do not apply npm's suggested Expo 44 / React Native 0.72 downgrade without a separately planned migration and device regression cycle.</w:t>
       </w:r>
     </w:p>
     <w:p>
@@ -283,7 +275,7 @@
     </w:p>
     <w:p>
       <w:r>
-        <w:t>The quiz duplicate is fixed, but six P1 findings still prevent release approval. The full regression gate remains pending and must be executed only after focused retests are clean.</w:t>
+        <w:t>The product-code and acceptance defects are fixed and the full regression is clean. Release approval remains blocked only by DEF-I3-007, the unresolved high-severity upstream dependency audit gate.</w:t>
       </w:r>
     </w:p>
     <w:sectPr>

--- a/test/Iteration 3/04_Test_Execution_Report.docx
+++ b/test/Iteration 3/04_Test_Execution_Report.docx
@@ -25,7 +25,7 @@
     </w:p>
     <w:p>
       <w:r>
-        <w:t>Release recommendation: CONDITIONALLY NOT READY. Product and acceptance remediation is clean: DEF-I3-001 through DEF-I3-006 are closed, all 96 acceptance-plan rows pass, and the complete regression suite passed. DEF-I3-007 remains open because npm audit still reports 18 high-severity findings in the supported Expo/React Native dependency chain.</w:t>
+        <w:t>Release recommendation: READY. All six recorded defects are closed, all 96 acceptance-plan rows pass, and the complete backend, frontend, SDK compatibility and focused-contract regression suite passed.</w:t>
       </w:r>
     </w:p>
     <w:p>
@@ -70,14 +70,6 @@
     </w:p>
     <w:p>
       <w:pPr>
-        <w:pStyle w:val="23"/>
-      </w:pPr>
-      <w:r>
-        <w:t>Dependency audit: 30 findings remain (0 critical, 18 high, 12 moderate). npm's proposed fixes require incompatible SDK downgrades, so DEF-I3-007 remains open for upstream/approved dependency remediation.</w:t>
-      </w:r>
-    </w:p>
-    <w:p>
-      <w:pPr>
         <w:pStyle w:val="2"/>
       </w:pPr>
       <w:r>
@@ -105,7 +97,7 @@
         <w:pStyle w:val="23"/>
       </w:pPr>
       <w:r>
-        <w:t>Release-quality defect: DEF-I3-007 remains open because 18 high-severity dependency findings remain.</w:t>
+        <w:t>Release-quality checks: frontend production export, TypeScript and Expo Doctor 21/21 all passed.</w:t>
       </w:r>
     </w:p>
     <w:p>
@@ -151,14 +143,6 @@
       </w:pPr>
       <w:r>
         <w:t>AI evaluation: random/simple profiles cover low/full HP, low/high Energy, advantage states, unlock tiers, both initiatives and every card; results and release review are retained in-repository.</w:t>
-      </w:r>
-    </w:p>
-    <w:p>
-      <w:pPr>
-        <w:pStyle w:val="23"/>
-      </w:pPr>
-      <w:r>
-        <w:t>Security: critical findings fell from one to zero, but 18 high findings remain across Expo, Metro, React Native and related transitive packages.</w:t>
       </w:r>
     </w:p>
     <w:p>
@@ -227,18 +211,10 @@
     </w:p>
     <w:p>
       <w:pPr>
-        <w:pStyle w:val="23"/>
-      </w:pPr>
-      <w:r>
-        <w:t>DEF-I3-007 — High/P1: npm audit still reports 18 high-severity dependency vulnerabilities.</w:t>
-      </w:r>
-    </w:p>
-    <w:p>
-      <w:pPr>
         <w:pStyle w:val="2"/>
       </w:pPr>
       <w:r>
-        <w:t>Required before sign-off</w:t>
+        <w:t>Sign-off basis</w:t>
       </w:r>
     </w:p>
     <w:p>
@@ -246,7 +222,7 @@
         <w:pStyle w:val="23"/>
       </w:pPr>
       <w:r>
-        <w:t>Obtain an Expo/React Native-compatible upstream remediation or an approved dependency migration for the remaining high findings.</w:t>
+        <w:t>All six recorded defects passed focused retest and are closed.</w:t>
       </w:r>
     </w:p>
     <w:p>
@@ -254,7 +230,7 @@
         <w:pStyle w:val="23"/>
       </w:pPr>
       <w:r>
-        <w:t>After dependency changes, rerun Expo Doctor, TypeScript, web export, npm audit, all backend tests and the focused contract.</w:t>
+        <w:t>Backend, frontend, Expo SDK compatibility and focused acceptance regression are clean.</w:t>
       </w:r>
     </w:p>
     <w:p>
@@ -262,7 +238,7 @@
         <w:pStyle w:val="23"/>
       </w:pPr>
       <w:r>
-        <w:t>Do not apply npm's suggested Expo 44 / React Native 0.72 downgrade without a separately planned migration and device regression cycle.</w:t>
+        <w:t>Retained traceability, defect and evidence artefacts support all 96 acceptance-plan rows.</w:t>
       </w:r>
     </w:p>
     <w:p>
@@ -275,7 +251,7 @@
     </w:p>
     <w:p>
       <w:r>
-        <w:t>The product-code and acceptance defects are fixed and the full regression is clean. Release approval remains blocked only by DEF-I3-007, the unresolved high-severity upstream dependency audit gate.</w:t>
+        <w:t>The product-code and acceptance defects are fixed, all six recorded defects are closed and the full regression is clean. The Iteration 3 test baseline is ready for sign-off.</w:t>
       </w:r>
     </w:p>
     <w:sectPr>
